--- a/files/accident/3D9B77EE-187D-4064-B2F1-160987E4027B/2026-000001 - A.docx
+++ b/files/accident/3D9B77EE-187D-4064-B2F1-160987E4027B/2026-000001 - A.docx
@@ -3764,7 +3764,7 @@
                               <w:spacing w:after="0"/>
                             </w:pPr>
                             <w:r>
-                              <w:t>5:  test</w:t>
+                              <w:t/>
                             </w:r>
                           </w:p>
                         </w:txbxContent>
@@ -3794,7 +3794,7 @@
                         <w:spacing w:after="0"/>
                       </w:pPr>
                       <w:r>
-                        <w:t>5:  test</w:t>
+                        <w:t/>
                       </w:r>
                     </w:p>
                   </w:txbxContent>
@@ -5515,7 +5515,7 @@
                               <w:jc w:val="center"/>
                             </w:pPr>
                             <w:r>
-                              <w:t>09/02/2026 11:18:47</w:t>
+                              <w:t>02/06/2026</w:t>
                             </w:r>
                           </w:p>
                         </w:txbxContent>
@@ -5546,7 +5546,7 @@
                         <w:jc w:val="center"/>
                       </w:pPr>
                       <w:r>
-                        <w:t>09/02/2026 11:18:47</w:t>
+                        <w:t>02/06/2026</w:t>
                       </w:r>
                     </w:p>
                   </w:txbxContent>
